--- a/docs/1PPS_flash_EN_manual_260301.docx
+++ b/docs/1PPS_flash_EN_manual_260301.docx
@@ -4145,6 +4145,51 @@
         <w:rPr>
           <w:lang w:val="en-US"/>
         </w:rPr>
+        <w:t>D</w:t>
+      </w:r>
+      <w:r>
+        <w:rPr>
+          <w:lang w:val="en-US"/>
+        </w:rPr>
+        <w:t xml:space="preserve">ownload </w:t>
+      </w:r>
+      <w:r>
+        <w:rPr>
+          <w:lang w:val="en-US"/>
+        </w:rPr>
+        <w:t xml:space="preserve">zipped </w:t>
+      </w:r>
+      <w:r>
+        <w:rPr>
+          <w:lang w:val="en-US"/>
+        </w:rPr>
+        <w:t>using Windows PowerShell:</w:t>
+      </w:r>
+      <w:r>
+        <w:rPr>
+          <w:lang w:val="en-US"/>
+        </w:rPr>
+        <w:br/>
+      </w:r>
+      <w:r>
+        <w:rPr>
+          <w:sz w:val="16"/>
+          <w:szCs w:val="16"/>
+          <w:lang w:val="en-US"/>
+        </w:rPr>
+        <w:t>Invoke-WebRequest -Uri https://github.com/leontodon1/1pps_flasher/archive/refs/heads/main.zip -OutFile 1pps_flasher.zip</w:t>
+      </w:r>
+    </w:p>
+    <w:p>
+      <w:pPr>
+        <w:rPr>
+          <w:lang w:val="en-US"/>
+        </w:rPr>
+      </w:pPr>
+      <w:r>
+        <w:rPr>
+          <w:lang w:val="en-US"/>
+        </w:rPr>
         <w:t>[</w:t>
       </w:r>
       <w:r>
@@ -4200,6 +4245,7 @@
         <w:rPr>
           <w:lang w:val="en-US"/>
         </w:rPr>
+        <w:lastRenderedPageBreak/>
         <w:t>Translation with [deeple.com]</w:t>
       </w:r>
       <w:r>
@@ -4244,7 +4290,6 @@
           <w:b/>
           <w:bCs/>
         </w:rPr>
-        <w:lastRenderedPageBreak/>
         <w:t>Version</w:t>
       </w:r>
       <w:r>
